--- a/گرافت/RAG/PP-g-St-co-GMA Suspension/1/An Efficient & Simple and Facile Strategy to Synthesize Polypropylene-g-(acrylic acid-co-acrylamide).docx
+++ b/گرافت/RAG/PP-g-St-co-GMA Suspension/1/An Efficient & Simple and Facile Strategy to Synthesize Polypropylene-g-(acrylic acid-co-acrylamide).docx
@@ -2542,12 +2542,12 @@
           <wp:inline distB="0" distL="0" distR="0" distT="0">
             <wp:extent cx="5486400" cy="2945764"/>
             <wp:effectExtent b="0" l="0" r="0" t="0"/>
-            <wp:docPr id="1" name="image-c6b7ade491b076fedefb3090d0d16ce64410b2c2.jpg"/>
+            <wp:docPr id="1" name="image-256d90515ee9a514d965e9df56024841c45e3367.jpg"/>
             <a:graphic>
               <a:graphicData uri="http://schemas.openxmlformats.org/drawingml/2006/picture">
                 <pic:pic>
                   <pic:nvPicPr>
-                    <pic:cNvPr id="1" name="image-c6b7ade491b076fedefb3090d0d16ce64410b2c2.jpg" descr=""/>
+                    <pic:cNvPr id="1" name="image-256d90515ee9a514d965e9df56024841c45e3367.jpg" descr=""/>
                     <pic:cNvPicPr/>
                   </pic:nvPicPr>
                   <pic:blipFill>
@@ -3350,12 +3350,12 @@
           <wp:inline distB="0" distL="0" distR="0" distT="0">
             <wp:extent cx="5486400" cy="4705670"/>
             <wp:effectExtent b="0" l="0" r="0" t="0"/>
-            <wp:docPr id="2" name="image-533f82f4b43963fed9b71d60c259bab1e2fb2806.jpg"/>
+            <wp:docPr id="2" name="image-c20c7d667a43534632c8f8f64cf3dbf3fc4248b1.jpg"/>
             <a:graphic>
               <a:graphicData uri="http://schemas.openxmlformats.org/drawingml/2006/picture">
                 <pic:pic>
                   <pic:nvPicPr>
-                    <pic:cNvPr id="2" name="image-533f82f4b43963fed9b71d60c259bab1e2fb2806.jpg" descr=""/>
+                    <pic:cNvPr id="2" name="image-c20c7d667a43534632c8f8f64cf3dbf3fc4248b1.jpg" descr=""/>
                     <pic:cNvPicPr/>
                   </pic:nvPicPr>
                   <pic:blipFill>
@@ -3408,12 +3408,12 @@
           <wp:inline distB="0" distL="0" distR="0" distT="0">
             <wp:extent cx="5486400" cy="6107502"/>
             <wp:effectExtent b="0" l="0" r="0" t="0"/>
-            <wp:docPr id="3" name="image-1b8a3a4db62e37ee8793628b8b63217b418ab5ca.jpg"/>
+            <wp:docPr id="3" name="image-bd943924cadffd59a6a55b9fcfd8dffcbd3e8333.jpg"/>
             <a:graphic>
               <a:graphicData uri="http://schemas.openxmlformats.org/drawingml/2006/picture">
                 <pic:pic>
                   <pic:nvPicPr>
-                    <pic:cNvPr id="3" name="image-1b8a3a4db62e37ee8793628b8b63217b418ab5ca.jpg" descr=""/>
+                    <pic:cNvPr id="3" name="image-bd943924cadffd59a6a55b9fcfd8dffcbd3e8333.jpg" descr=""/>
                     <pic:cNvPicPr/>
                   </pic:nvPicPr>
                   <pic:blipFill>
@@ -3653,12 +3653,12 @@
           <wp:inline distB="0" distL="0" distR="0" distT="0">
             <wp:extent cx="5486400" cy="4148807"/>
             <wp:effectExtent b="0" l="0" r="0" t="0"/>
-            <wp:docPr id="4" name="image-a708a700190e21353504b029ee6e989cf8f42d91.jpg"/>
+            <wp:docPr id="4" name="image-f1864ab0fd5a0fc9a4454e584a0ea1fc4f1b40c7.jpg"/>
             <a:graphic>
               <a:graphicData uri="http://schemas.openxmlformats.org/drawingml/2006/picture">
                 <pic:pic>
                   <pic:nvPicPr>
-                    <pic:cNvPr id="4" name="image-a708a700190e21353504b029ee6e989cf8f42d91.jpg" descr=""/>
+                    <pic:cNvPr id="4" name="image-f1864ab0fd5a0fc9a4454e584a0ea1fc4f1b40c7.jpg" descr=""/>
                     <pic:cNvPicPr/>
                   </pic:nvPicPr>
                   <pic:blipFill>
@@ -4260,12 +4260,12 @@
           <wp:inline distB="0" distL="0" distR="0" distT="0">
             <wp:extent cx="5486400" cy="3886495"/>
             <wp:effectExtent b="0" l="0" r="0" t="0"/>
-            <wp:docPr id="5" name="image-e6cc1655cf4e8304322c40762cdef03edd5ae5f5.jpg"/>
+            <wp:docPr id="5" name="image-289db75bb7ed79fbffa0aeddf8e864fcf46b3cd5.jpg"/>
             <a:graphic>
               <a:graphicData uri="http://schemas.openxmlformats.org/drawingml/2006/picture">
                 <pic:pic>
                   <pic:nvPicPr>
-                    <pic:cNvPr id="5" name="image-e6cc1655cf4e8304322c40762cdef03edd5ae5f5.jpg" descr=""/>
+                    <pic:cNvPr id="5" name="image-289db75bb7ed79fbffa0aeddf8e864fcf46b3cd5.jpg" descr=""/>
                     <pic:cNvPicPr/>
                   </pic:nvPicPr>
                   <pic:blipFill>
@@ -4423,12 +4423,12 @@
           <wp:inline distB="0" distL="0" distR="0" distT="0">
             <wp:extent cx="5486400" cy="4209893"/>
             <wp:effectExtent b="0" l="0" r="0" t="0"/>
-            <wp:docPr id="6" name="image-c94869bff46f01aa0b29853ef532933a7aeb9cc0.jpg"/>
+            <wp:docPr id="6" name="image-4b209e4502b9a1599df8b5be3a7360618c1765e1.jpg"/>
             <a:graphic>
               <a:graphicData uri="http://schemas.openxmlformats.org/drawingml/2006/picture">
                 <pic:pic>
                   <pic:nvPicPr>
-                    <pic:cNvPr id="6" name="image-c94869bff46f01aa0b29853ef532933a7aeb9cc0.jpg" descr=""/>
+                    <pic:cNvPr id="6" name="image-4b209e4502b9a1599df8b5be3a7360618c1765e1.jpg" descr=""/>
                     <pic:cNvPicPr/>
                   </pic:nvPicPr>
                   <pic:blipFill>
@@ -4639,12 +4639,12 @@
           <wp:inline distB="0" distL="0" distR="0" distT="0">
             <wp:extent cx="5486400" cy="1240266"/>
             <wp:effectExtent b="0" l="0" r="0" t="0"/>
-            <wp:docPr id="7" name="image-b1c106aee5b28049a8f4708307fd29785481d59f.jpg"/>
+            <wp:docPr id="7" name="image-06b9252fdcdbe82eb81e57746cc11b486bebc3a3.jpg"/>
             <a:graphic>
               <a:graphicData uri="http://schemas.openxmlformats.org/drawingml/2006/picture">
                 <pic:pic>
                   <pic:nvPicPr>
-                    <pic:cNvPr id="7" name="image-b1c106aee5b28049a8f4708307fd29785481d59f.jpg" descr=""/>
+                    <pic:cNvPr id="7" name="image-06b9252fdcdbe82eb81e57746cc11b486bebc3a3.jpg" descr=""/>
                     <pic:cNvPicPr/>
                   </pic:nvPicPr>
                   <pic:blipFill>
@@ -4772,12 +4772,12 @@
           <wp:inline distB="0" distL="0" distR="0" distT="0">
             <wp:extent cx="5486400" cy="4413564"/>
             <wp:effectExtent b="0" l="0" r="0" t="0"/>
-            <wp:docPr id="8" name="image-6794817ef91f2a5eedcdff9d65ae34bd10e348fe.jpg"/>
+            <wp:docPr id="8" name="image-2516c41e0f66493cab7eb14fe3beb4691e6f5736.jpg"/>
             <a:graphic>
               <a:graphicData uri="http://schemas.openxmlformats.org/drawingml/2006/picture">
                 <pic:pic>
                   <pic:nvPicPr>
-                    <pic:cNvPr id="8" name="image-6794817ef91f2a5eedcdff9d65ae34bd10e348fe.jpg" descr=""/>
+                    <pic:cNvPr id="8" name="image-2516c41e0f66493cab7eb14fe3beb4691e6f5736.jpg" descr=""/>
                     <pic:cNvPicPr/>
                   </pic:nvPicPr>
                   <pic:blipFill>
@@ -4961,12 +4961,12 @@
           <wp:inline distB="0" distL="0" distR="0" distT="0">
             <wp:extent cx="5486400" cy="4205555"/>
             <wp:effectExtent b="0" l="0" r="0" t="0"/>
-            <wp:docPr id="9" name="image-694ae89293b386572de974c728256106d9901ee7.jpg"/>
+            <wp:docPr id="9" name="image-df7301f23b21a5922ced0c176b99e212347113e8.jpg"/>
             <a:graphic>
               <a:graphicData uri="http://schemas.openxmlformats.org/drawingml/2006/picture">
                 <pic:pic>
                   <pic:nvPicPr>
-                    <pic:cNvPr id="9" name="image-694ae89293b386572de974c728256106d9901ee7.jpg" descr=""/>
+                    <pic:cNvPr id="9" name="image-df7301f23b21a5922ced0c176b99e212347113e8.jpg" descr=""/>
                     <pic:cNvPicPr/>
                   </pic:nvPicPr>
                   <pic:blipFill>
